--- a/UPLOAD_THIS_ESMO_OPEN_V3_10_HARDENED_UNDER20/ESMO_OPEN_SUPPLEMENTARY_INDEX_CORE_V3_10.docx
+++ b/UPLOAD_THIS_ESMO_OPEN_V3_10_HARDENED_UNDER20/ESMO_OPEN_SUPPLEMENTARY_INDEX_CORE_V3_10.docx
@@ -281,7 +281,13 @@
         <w:pStyle w:val="BodyText"/>
       </w:pPr>
       <w:r>
-        <w:t xml:space="preserve">The public repository URL or DOI must be inserted before final journal upload if the authors choose to deposit these files externally. No repository DOI is claimed in this v3.10 draft package.</w:t>
+        <w:t xml:space="preserve">Public repository URL: https://github.com/xutaoguo55/ici-irae-phenotype-decomposition-esmo-open-v3-10</w:t>
+      </w:r>
+      <w:r>
+        <w:t xml:space="preserve"> </w:t>
+      </w:r>
+      <w:r>
+        <w:t xml:space="preserve">DOI: pending (not assigned yet).</w:t>
       </w:r>
     </w:p>
     <w:bookmarkEnd w:id="12"/>

--- a/UPLOAD_THIS_ESMO_OPEN_V3_10_HARDENED_UNDER20/ESMO_OPEN_SUPPLEMENTARY_INDEX_CORE_V3_10.docx
+++ b/UPLOAD_THIS_ESMO_OPEN_V3_10_HARDENED_UNDER20/ESMO_OPEN_SUPPLEMENTARY_INDEX_CORE_V3_10.docx
@@ -281,18 +281,14 @@
         <w:pStyle w:val="BodyText"/>
       </w:pPr>
       <w:r>
-        <w:t xml:space="preserve">Public repository URL: https://github.com/xutaoguo55/ici-irae-phenotype-decomposition-esmo-open-v3-10</w:t>
-      </w:r>
-      <w:r>
-        <w:t xml:space="preserve"> </w:t>
-      </w:r>
-      <w:r>
-        <w:t xml:space="preserve">DOI: pending (not assigned yet).</w:t>
+        <w:t>Public repository URL (repository root): https://github.com/xutaoguo55/ici-irae-phenotype-decomposition-esmo-open-v3-10 Submission-facing package (v3.10): https://github.com/xutaoguo55/ici-irae-phenotype-decomposition-esmo-open-v3-10/releases/tag/v3.10 DOI: 10.5281/zenodo.20989857 (https://doi.org/10.5281/zenodo.20989857). (https://doi.org/10.5281/zenodo.20989857). (https://doi.org/10.5281/zenodo.20989857). (https://doi.org/10.5281/zenodo.20989857). (https://doi.org/10.5281/zenodo.20989857).</w:t>
       </w:r>
     </w:p>
     <w:bookmarkEnd w:id="12"/>
     <w:bookmarkEnd w:id="13"/>
     <w:sectPr>
+      <w:headerReference w:type="default" r:id="rId9"/>
+      <w:footerReference w:type="default" r:id="rId10"/>
       <w:footnotePr>
         <w:numRestart w:val="eachSect"/>
       </w:footnotePr>
@@ -305,6 +301,16 @@
 <w:comments xmlns:w="http://schemas.openxmlformats.org/wordprocessingml/2006/main" xmlns:m="http://schemas.openxmlformats.org/officeDocument/2006/math" xmlns:r="http://schemas.openxmlformats.org/officeDocument/2006/relationships" xmlns:o="urn:schemas-microsoft-com:office:office" xmlns:v="urn:schemas-microsoft-com:vml" xmlns:w10="urn:schemas-microsoft-com:office:word" xmlns:a="http://schemas.openxmlformats.org/drawingml/2006/main" xmlns:pic="http://schemas.openxmlformats.org/drawingml/2006/picture" xmlns:wp="http://schemas.openxmlformats.org/drawingml/2006/wordprocessingDrawing"/>
 </file>
 
+<file path=word/footer1.xml><?xml version="1.0" encoding="utf-8"?>
+<w:ftr xmlns:m="http://schemas.openxmlformats.org/officeDocument/2006/math" xmlns:mc="http://schemas.openxmlformats.org/markup-compatibility/2006" xmlns:mo="http://schemas.microsoft.com/office/mac/office/2008/main" xmlns:mv="urn:schemas-microsoft-com:mac:vml" xmlns:o="urn:schemas-microsoft-com:office:office" xmlns:r="http://schemas.openxmlformats.org/officeDocument/2006/relationships" xmlns:v="urn:schemas-microsoft-com:vml" xmlns:w10="urn:schemas-microsoft-com:office:word" xmlns:w14="http://schemas.microsoft.com/office/word/2010/wordml" xmlns:w="http://schemas.openxmlformats.org/wordprocessingml/2006/main" xmlns:wne="http://schemas.microsoft.com/office/word/2006/wordml" xmlns:wp14="http://schemas.microsoft.com/office/word/2010/wordprocessingDrawing" xmlns:wp="http://schemas.openxmlformats.org/drawingml/2006/wordprocessingDrawing" xmlns:wpc="http://schemas.microsoft.com/office/word/2010/wordprocessingCanvas" xmlns:wpg="http://schemas.microsoft.com/office/word/2010/wordprocessingGroup" xmlns:wpi="http://schemas.microsoft.com/office/word/2010/wordprocessingInk" xmlns:wps="http://schemas.microsoft.com/office/word/2010/wordprocessingShape" mc:Ignorable="w14 wp14">
+  <w:p>
+    <w:pPr>
+      <w:pStyle w:val="Footer"/>
+    </w:pPr>
+  </w:p>
+</w:ftr>
+</file>
+
 <file path=word/footnotes.xml><?xml version="1.0" encoding="utf-8"?>
 <w:footnotes xmlns:w="http://schemas.openxmlformats.org/wordprocessingml/2006/main" xmlns:m="http://schemas.openxmlformats.org/officeDocument/2006/math" xmlns:r="http://schemas.openxmlformats.org/officeDocument/2006/relationships" xmlns:o="urn:schemas-microsoft-com:office:office" xmlns:v="urn:schemas-microsoft-com:vml" xmlns:w10="urn:schemas-microsoft-com:office:word" xmlns:a="http://schemas.openxmlformats.org/drawingml/2006/main" xmlns:pic="http://schemas.openxmlformats.org/drawingml/2006/picture" xmlns:wp="http://schemas.openxmlformats.org/drawingml/2006/wordprocessingDrawing">
   <w:footnote w:type="continuationSeparator" w:id="0">
@@ -322,6 +328,16 @@
     </w:p>
   </w:footnote>
 </w:footnotes>
+</file>
+
+<file path=word/header1.xml><?xml version="1.0" encoding="utf-8"?>
+<w:hdr xmlns:m="http://schemas.openxmlformats.org/officeDocument/2006/math" xmlns:mc="http://schemas.openxmlformats.org/markup-compatibility/2006" xmlns:mo="http://schemas.microsoft.com/office/mac/office/2008/main" xmlns:mv="urn:schemas-microsoft-com:mac:vml" xmlns:o="urn:schemas-microsoft-com:office:office" xmlns:r="http://schemas.openxmlformats.org/officeDocument/2006/relationships" xmlns:v="urn:schemas-microsoft-com:vml" xmlns:w10="urn:schemas-microsoft-com:office:word" xmlns:w14="http://schemas.microsoft.com/office/word/2010/wordml" xmlns:w="http://schemas.openxmlformats.org/wordprocessingml/2006/main" xmlns:wne="http://schemas.microsoft.com/office/word/2006/wordml" xmlns:wp14="http://schemas.microsoft.com/office/word/2010/wordprocessingDrawing" xmlns:wp="http://schemas.openxmlformats.org/drawingml/2006/wordprocessingDrawing" xmlns:wpc="http://schemas.microsoft.com/office/word/2010/wordprocessingCanvas" xmlns:wpg="http://schemas.microsoft.com/office/word/2010/wordprocessingGroup" xmlns:wpi="http://schemas.microsoft.com/office/word/2010/wordprocessingInk" xmlns:wps="http://schemas.microsoft.com/office/word/2010/wordprocessingShape" mc:Ignorable="w14 wp14">
+  <w:p>
+    <w:pPr>
+      <w:pStyle w:val="Header"/>
+    </w:pPr>
+  </w:p>
+</w:hdr>
 </file>
 
 <file path=word/numbering.xml><?xml version="1.0" encoding="utf-8"?>

--- a/UPLOAD_THIS_ESMO_OPEN_V3_10_HARDENED_UNDER20/ESMO_OPEN_SUPPLEMENTARY_INDEX_CORE_V3_10.docx
+++ b/UPLOAD_THIS_ESMO_OPEN_V3_10_HARDENED_UNDER20/ESMO_OPEN_SUPPLEMENTARY_INDEX_CORE_V3_10.docx
@@ -281,7 +281,23 @@
         <w:pStyle w:val="BodyText"/>
       </w:pPr>
       <w:r>
-        <w:t>Public repository URL (repository root): https://github.com/xutaoguo55/ici-irae-phenotype-decomposition-esmo-open-v3-10 Submission-facing package (v3.10): https://github.com/xutaoguo55/ici-irae-phenotype-decomposition-esmo-open-v3-10/releases/tag/v3.10 DOI: 10.5281/zenodo.20989857 (https://doi.org/10.5281/zenodo.20989857). (https://doi.org/10.5281/zenodo.20989857). (https://doi.org/10.5281/zenodo.20989857). (https://doi.org/10.5281/zenodo.20989857). (https://doi.org/10.5281/zenodo.20989857).</w:t>
+        <w:t>Public repository URL (repository root): https://github.com/xutaoguo55/ici-irae-phenotype-decomposition-esmo-open-v3-10</w:t>
+      </w:r>
+    </w:p>
+    <w:p>
+      <w:pPr>
+        <w:pStyle w:val="BodyText"/>
+      </w:pPr>
+      <w:r>
+        <w:t xml:space="preserve">Submission-facing package (v3.10): https://github.com/xutaoguo55/ici-irae-phenotype-decomposition-esmo-open-v3-10/releases/tag/v3.10</w:t>
+      </w:r>
+    </w:p>
+    <w:p>
+      <w:pPr>
+        <w:pStyle w:val="BodyText"/>
+      </w:pPr>
+      <w:r>
+        <w:t xml:space="preserve">DOI: 10.5281/zenodo.20989857 (https://doi.org/10.5281/zenodo.20989857).</w:t>
       </w:r>
     </w:p>
     <w:bookmarkEnd w:id="12"/>

--- a/UPLOAD_THIS_ESMO_OPEN_V3_10_HARDENED_UNDER20/ESMO_OPEN_SUPPLEMENTARY_INDEX_CORE_V3_10.docx
+++ b/UPLOAD_THIS_ESMO_OPEN_V3_10_HARDENED_UNDER20/ESMO_OPEN_SUPPLEMENTARY_INDEX_CORE_V3_10.docx
@@ -8,7 +8,7 @@
         <w:pStyle w:val="Heading1"/>
       </w:pPr>
       <w:r>
-        <w:t xml:space="preserve">ESMO Open Core Supplementary / Repository Index v3.10</w:t>
+        <w:t>ESMO Open Core Supplementary / Repository Index v3.10</w:t>
       </w:r>
     </w:p>
     <w:p>
@@ -16,7 +16,7 @@
         <w:pStyle w:val="FirstParagraph"/>
       </w:pPr>
       <w:r>
-        <w:t xml:space="preserve">This index lists the journal-facing core files for the v3.10 hardened package. It intentionally excludes internal development drafts and QC clutter.</w:t>
+        <w:t>This index lists the journal-facing core files for the v3.10 hardened package. It intentionally excludes internal development drafts and QC clutter.</w:t>
       </w:r>
     </w:p>
     <w:bookmarkStart w:id="9" w:name="manuscript-and-cover"/>
@@ -25,7 +25,7 @@
         <w:pStyle w:val="Heading2"/>
       </w:pPr>
       <w:r>
-        <w:t xml:space="preserve">Manuscript and Cover</w:t>
+        <w:t>Manuscript and Cover</w:t>
       </w:r>
     </w:p>
     <w:p>
@@ -40,7 +40,7 @@
         <w:rPr>
           <w:rStyle w:val="VerbatimChar"/>
         </w:rPr>
-        <w:t xml:space="preserve">ICI_IRAE_TOXICITY_PHENOTYPE_DECOMPOSITION_V3_10_ESMO_OPEN_HARDENED.docx</w:t>
+        <w:t>ICI_IRAE_TOXICITY_PHENOTYPE_DECOMPOSITION_V3_10_ESMO_OPEN_HARDENED.docx</w:t>
       </w:r>
     </w:p>
     <w:p>
@@ -55,7 +55,7 @@
         <w:rPr>
           <w:rStyle w:val="VerbatimChar"/>
         </w:rPr>
-        <w:t xml:space="preserve">ESMO_OPEN_COVER_LETTER_RATIONALE_V3_10.docx</w:t>
+        <w:t>ESMO_OPEN_COVER_LETTER_RATIONALE_V3_10.docx</w:t>
       </w:r>
     </w:p>
     <w:p>
@@ -70,7 +70,7 @@
         <w:rPr>
           <w:rStyle w:val="VerbatimChar"/>
         </w:rPr>
-        <w:t xml:space="preserve">ESMO_OPEN_SUPPLEMENTARY_INDEX_CORE_V3_10.docx</w:t>
+        <w:t>ESMO_OPEN_SUPPLEMENTARY_INDEX_CORE_V3_10.docx</w:t>
       </w:r>
     </w:p>
     <w:bookmarkEnd w:id="9"/>
@@ -80,7 +80,7 @@
         <w:pStyle w:val="Heading2"/>
       </w:pPr>
       <w:r>
-        <w:t xml:space="preserve">Core Figures</w:t>
+        <w:t>Core Figures</w:t>
       </w:r>
     </w:p>
     <w:p>
@@ -95,7 +95,7 @@
         <w:rPr>
           <w:rStyle w:val="VerbatimChar"/>
         </w:rPr>
-        <w:t xml:space="preserve">Figure_1_four_system_toxicity_decomposition_v3_10.pdf/png</w:t>
+        <w:t>Figure_1_four_system_toxicity_decomposition_v3_10.pdf/png</w:t>
       </w:r>
     </w:p>
     <w:p>
@@ -110,7 +110,7 @@
         <w:rPr>
           <w:rStyle w:val="VerbatimChar"/>
         </w:rPr>
-        <w:t xml:space="preserve">Figure_2_phenotype_specific_estimates_v3_5.pdf/png</w:t>
+        <w:t>Figure_2_phenotype_specific_estimates_v3_10.pdf/png</w:t>
       </w:r>
     </w:p>
     <w:p>
@@ -125,7 +125,7 @@
         <w:rPr>
           <w:rStyle w:val="VerbatimChar"/>
         </w:rPr>
-        <w:t xml:space="preserve">Figure_3_organ_specific_irae_estimability_v3_5.pdf/png</w:t>
+        <w:t>Figure_3_organ_specific_irae_estimability_v3_10.pdf/png</w:t>
       </w:r>
     </w:p>
     <w:p>
@@ -140,7 +140,7 @@
         <w:rPr>
           <w:rStyle w:val="VerbatimChar"/>
         </w:rPr>
-        <w:t xml:space="preserve">Figure_4_openfda_reporting_signal_heatmap_v3_10.pdf/png</w:t>
+        <w:t>Figure_4_openfda_reporting_signal_heatmap_v3_10.pdf/png</w:t>
       </w:r>
     </w:p>
     <w:p>
@@ -155,7 +155,7 @@
         <w:rPr>
           <w:rStyle w:val="VerbatimChar"/>
         </w:rPr>
-        <w:t xml:space="preserve">Figure_5_patient_level_irAE_support_v3_10.pdf/png</w:t>
+        <w:t>Figure_5_patient_level_irAE_support_v3_10.pdf/png</w:t>
       </w:r>
     </w:p>
     <w:bookmarkEnd w:id="10"/>
@@ -165,7 +165,7 @@
         <w:pStyle w:val="Heading2"/>
       </w:pPr>
       <w:r>
-        <w:t xml:space="preserve">Core Data Tables</w:t>
+        <w:t>Core Data Tables</w:t>
       </w:r>
     </w:p>
     <w:p>
@@ -180,7 +180,7 @@
         <w:rPr>
           <w:rStyle w:val="VerbatimChar"/>
         </w:rPr>
-        <w:t xml:space="preserve">evidence_source_registry_v1_3.csv</w:t>
+        <w:t>evidence_source_registry_v1_3.csv</w:t>
       </w:r>
     </w:p>
     <w:p>
@@ -195,7 +195,7 @@
         <w:rPr>
           <w:rStyle w:val="VerbatimChar"/>
         </w:rPr>
-        <w:t xml:space="preserve">clinical_endpoint_pooled_estimates_v2_0.csv</w:t>
+        <w:t>clinical_endpoint_pooled_estimates_v2_0.csv</w:t>
       </w:r>
     </w:p>
     <w:p>
@@ -210,7 +210,7 @@
         <w:rPr>
           <w:rStyle w:val="VerbatimChar"/>
         </w:rPr>
-        <w:t xml:space="preserve">organ_specific_irae_endpoint_compatibility_audit_v2_1.csv</w:t>
+        <w:t>organ_specific_irae_endpoint_compatibility_audit_v2_1.csv</w:t>
       </w:r>
     </w:p>
     <w:p>
@@ -225,7 +225,7 @@
         <w:rPr>
           <w:rStyle w:val="VerbatimChar"/>
         </w:rPr>
-        <w:t xml:space="preserve">openfda_ici_irae_reporting_signal_v3_7.csv</w:t>
+        <w:t>openfda_ici_irae_reporting_signal_v3_7.csv</w:t>
       </w:r>
     </w:p>
     <w:p>
@@ -240,7 +240,7 @@
         <w:rPr>
           <w:rStyle w:val="VerbatimChar"/>
         </w:rPr>
-        <w:t xml:space="preserve">GSE186144_lozano_irAE_signature_association_v3_5.csv</w:t>
+        <w:t>GSE186144_lozano_irAE_signature_association_v3_5.csv</w:t>
       </w:r>
     </w:p>
     <w:p>
@@ -255,7 +255,12 @@
         <w:rPr>
           <w:rStyle w:val="VerbatimChar"/>
         </w:rPr>
-        <w:t xml:space="preserve">GSE186144_lozano_therapy_adjusted_signature_models_v3_5.csv</w:t>
+        <w:t>GSE186144_lozano_therapy_adjusted_signature_models_v3_5.csv</w:t>
+      </w:r>
+    </w:p>
+    <w:p>
+      <w:r>
+        <w:t xml:space="preserve">supplementary_table_ICI_agents_and_PT_families.csv</w:t>
       </w:r>
     </w:p>
     <w:bookmarkEnd w:id="11"/>
@@ -265,7 +270,7 @@
         <w:pStyle w:val="Heading2"/>
       </w:pPr>
       <w:r>
-        <w:t xml:space="preserve">External Source Notes</w:t>
+        <w:t>External Source Notes</w:t>
       </w:r>
     </w:p>
     <w:p>
@@ -273,7 +278,7 @@
         <w:pStyle w:val="FirstParagraph"/>
       </w:pPr>
       <w:r>
-        <w:t xml:space="preserve">The openFDA analysis used exact matching against the public FDA Drug Event API: https://open.fda.gov/apis/drug/event/</w:t>
+        <w:t>The openFDA analysis used exact matching against the public FDA Drug Event API: https://open.fda.gov/apis/drug/event/</w:t>
       </w:r>
     </w:p>
     <w:p>
@@ -289,7 +294,7 @@
         <w:pStyle w:val="BodyText"/>
       </w:pPr>
       <w:r>
-        <w:t xml:space="preserve">Submission-facing package (v3.10): https://github.com/xutaoguo55/ici-irae-phenotype-decomposition-esmo-open-v3-10/releases/tag/v3.10</w:t>
+        <w:t>Submission-facing package (v3.10): https://github.com/xutaoguo55/ici-irae-phenotype-decomposition-esmo-open-v3-10/releases/tag/v3.10</w:t>
       </w:r>
     </w:p>
     <w:p>
@@ -297,7 +302,7 @@
         <w:pStyle w:val="BodyText"/>
       </w:pPr>
       <w:r>
-        <w:t xml:space="preserve">DOI: 10.5281/zenodo.20989857 (https://doi.org/10.5281/zenodo.20989857).</w:t>
+        <w:t>DOI: 10.5281/zenodo.20989857 (https://doi.org/10.5281/zenodo.20989857).</w:t>
       </w:r>
     </w:p>
     <w:bookmarkEnd w:id="12"/>

--- a/UPLOAD_THIS_ESMO_OPEN_V3_10_HARDENED_UNDER20/ESMO_OPEN_SUPPLEMENTARY_INDEX_CORE_V3_10.docx
+++ b/UPLOAD_THIS_ESMO_OPEN_V3_10_HARDENED_UNDER20/ESMO_OPEN_SUPPLEMENTARY_INDEX_CORE_V3_10.docx
@@ -260,7 +260,7 @@
     </w:p>
     <w:p>
       <w:r>
-        <w:t xml:space="preserve">supplementary_table_ICI_agents_and_PT_families.csv</w:t>
+        <w:t>15. supplementary_table_ICI_agents_and_PT_families.csv</w:t>
       </w:r>
     </w:p>
     <w:bookmarkEnd w:id="11"/>

--- a/UPLOAD_THIS_ESMO_OPEN_V3_10_HARDENED_UNDER20/ESMO_OPEN_SUPPLEMENTARY_INDEX_CORE_V3_10.docx
+++ b/UPLOAD_THIS_ESMO_OPEN_V3_10_HARDENED_UNDER20/ESMO_OPEN_SUPPLEMENTARY_INDEX_CORE_V3_10.docx
@@ -71,6 +71,11 @@
           <w:rStyle w:val="VerbatimChar"/>
         </w:rPr>
         <w:t>ESMO_OPEN_SUPPLEMENTARY_INDEX_CORE_V3_10.docx</w:t>
+      </w:r>
+    </w:p>
+    <w:p>
+      <w:r>
+        <w:t xml:space="preserve">Graphical_Abstract_v3_10.pdf/png</w:t>
       </w:r>
     </w:p>
     <w:bookmarkEnd w:id="9"/>

--- a/UPLOAD_THIS_ESMO_OPEN_V3_10_HARDENED_UNDER20/ESMO_OPEN_SUPPLEMENTARY_INDEX_CORE_V3_10.docx
+++ b/UPLOAD_THIS_ESMO_OPEN_V3_10_HARDENED_UNDER20/ESMO_OPEN_SUPPLEMENTARY_INDEX_CORE_V3_10.docx
@@ -7,12 +7,12 @@
         <w:pStyle w:val="Heading1"/>
       </w:pPr>
       <w:r>
-        <w:t>ESMO Open Core Supplementary / Repository Index v3.10</w:t>
+        <w:t>ESMO Open Supplementary Index v3.10</w:t>
       </w:r>
     </w:p>
     <w:p>
       <w:r>
-        <w:t>This index lists the journal-facing core files for the v3.10 hardened package. It intentionally excludes internal development drafts and QC clutter.</w:t>
+        <w:t>Journal-facing core files (excludes internal development drafts and QC clutter).</w:t>
       </w:r>
     </w:p>
     <w:p>
@@ -25,22 +25,22 @@
     </w:p>
     <w:p>
       <w:r>
-        <w:t>ICI_IRAE_TOXICITY_PHENOTYPE_DECOMPOSITION_V3_10_ESMO_OPEN_HARDENED.docx</w:t>
+        <w:t>1. ICI_IRAE_TOXICITY...V3_10_ESMO_OPEN_HARDENED.docx</w:t>
       </w:r>
     </w:p>
     <w:p>
       <w:r>
-        <w:t>ESMO_OPEN_COVER_LETTER_RATIONALE_V3_10.docx</w:t>
+        <w:t>2. ESMO_OPEN_COVER_LETTER_RATIONALE_V3_10.docx</w:t>
       </w:r>
     </w:p>
     <w:p>
       <w:r>
-        <w:t>ESMO_OPEN_SUPPLEMENTARY_INDEX_CORE_V3_10.docx</w:t>
+        <w:t>3. ESMO_OPEN_SUPPLEMENTARY_INDEX_CORE_V3_10.docx</w:t>
       </w:r>
     </w:p>
     <w:p>
       <w:r>
-        <w:t>Graphical_Abstract_v3_10.png</w:t>
+        <w:t>4. Graphical_Abstract_v3_10.png</w:t>
       </w:r>
     </w:p>
     <w:p>
@@ -53,27 +53,27 @@
     </w:p>
     <w:p>
       <w:r>
-        <w:t>Figure_1_*.pdf/png</w:t>
+        <w:t>5. Figure_1_..._v3_10.pdf/png</w:t>
       </w:r>
     </w:p>
     <w:p>
       <w:r>
-        <w:t>Figure_2_*.pdf/png</w:t>
+        <w:t>6. Figure_2_..._v3_10.pdf/png</w:t>
       </w:r>
     </w:p>
     <w:p>
       <w:r>
-        <w:t>Figure_3_*.pdf/png</w:t>
+        <w:t>7. Figure_3_..._v3_10.pdf/png</w:t>
       </w:r>
     </w:p>
     <w:p>
       <w:r>
-        <w:t>Figure_4_*.pdf/png</w:t>
+        <w:t>8. Figure_4_..._v3_10.pdf/png</w:t>
       </w:r>
     </w:p>
     <w:p>
       <w:r>
-        <w:t>Figure_5_*.pdf/png</w:t>
+        <w:t>9. Figure_5_..._v3_10.pdf/png</w:t>
       </w:r>
     </w:p>
     <w:p>
@@ -86,37 +86,37 @@
     </w:p>
     <w:p>
       <w:r>
-        <w:t>evidence_source_registry_v1_3.csv</w:t>
+        <w:t>10. evidence_source_registry_v1_3.csv</w:t>
       </w:r>
     </w:p>
     <w:p>
       <w:r>
-        <w:t>clinical_endpoint_pooled_estimates_v2_0.csv</w:t>
+        <w:t>11. clinical_endpoint_pooled_estimates_v2_0.csv</w:t>
       </w:r>
     </w:p>
     <w:p>
       <w:r>
-        <w:t>organ_specific_irae_endpoint_compatibility_audit_v2_1.csv</w:t>
+        <w:t>12. organ_specific_irae_endpoint_compatibility_audit_v2_1.csv</w:t>
       </w:r>
     </w:p>
     <w:p>
       <w:r>
-        <w:t>openfda_ici_irae_reporting_signal_v3_7.csv</w:t>
+        <w:t>13. openfda_ici_irae_reporting_signal_v3_7.csv</w:t>
       </w:r>
     </w:p>
     <w:p>
       <w:r>
-        <w:t>GSE186144_lozano_irAE_signature_association_v3_5.csv</w:t>
+        <w:t>14. GSE186144_lozano_irAE_signature_association_v3_5.csv</w:t>
       </w:r>
     </w:p>
     <w:p>
       <w:r>
-        <w:t>GSE186144_lozano_therapy_adjusted_signature_models_v3_5.csv</w:t>
+        <w:t>15. GSE186144_therapy_adjusted_signature_models_v3_5.csv</w:t>
       </w:r>
     </w:p>
     <w:p>
       <w:r>
-        <w:t>supplementary_table_ICI_agents_and_PT_families.csv</w:t>
+        <w:t>16. supplementary_table_ICI_agents_and_PT_families.csv</w:t>
       </w:r>
     </w:p>
     <w:p>
@@ -124,27 +124,27 @@
         <w:pStyle w:val="Heading2"/>
       </w:pPr>
       <w:r>
-        <w:t>External Source Notes</w:t>
+        <w:t>External Sources</w:t>
       </w:r>
     </w:p>
     <w:p>
       <w:r>
-        <w:t>The openFDA analysis used exact matching against the public FDA Drug Event API: https://open.fda.gov/apis/drug/event/</w:t>
+        <w:t>openFDA: https://open.fda.gov/apis/drug/event/</w:t>
       </w:r>
     </w:p>
     <w:p>
       <w:r>
-        <w:t>Public repository URL (repository root): https://github.com/xutaoguo55/ici-irae-phenotype-decomposition-esmo-open-v3-10</w:t>
+        <w:t>Repository: https://github.com/xutaoguo55/ici-irae-phenotype-decomposition-esmo-open-v3-10</w:t>
       </w:r>
     </w:p>
     <w:p>
       <w:r>
-        <w:t>Submission-facing package (v3.10): https://github.com/xutaoguo55/ici-irae-phenotype-decomposition-esmo-open-v3-10/releases/tag/v3.10</w:t>
+        <w:t>Release: https://github.com/xutaoguo55/ici-irae-phenotype-decomposition-esmo-open-v3-10/releases/tag/v3.10</w:t>
       </w:r>
     </w:p>
     <w:p>
       <w:r>
-        <w:t>DOI: 10.5281/zenodo.20989857 (https://doi.org/10.5281/zenodo.20989857).</w:t>
+        <w:t>DOI: 10.5281/zenodo.20989857</w:t>
       </w:r>
     </w:p>
     <w:sectPr>

--- a/UPLOAD_THIS_ESMO_OPEN_V3_10_HARDENED_UNDER20/ESMO_OPEN_SUPPLEMENTARY_INDEX_CORE_V3_10.docx
+++ b/UPLOAD_THIS_ESMO_OPEN_V3_10_HARDENED_UNDER20/ESMO_OPEN_SUPPLEMENTARY_INDEX_CORE_V3_10.docx
@@ -7,144 +7,27 @@
         <w:pStyle w:val="Heading1"/>
       </w:pPr>
       <w:r>
-        <w:t>ESMO Open Supplementary Index v3.10</w:t>
+        <w:t>Supplementary Index v3.10</w:t>
       </w:r>
     </w:p>
     <w:p>
       <w:r>
-        <w:t>Journal-facing core files (excludes internal development drafts and QC clutter).</w:t>
-      </w:r>
-    </w:p>
-    <w:p>
-      <w:pPr>
-        <w:pStyle w:val="Heading2"/>
-      </w:pPr>
-      <w:r>
-        <w:t>Manuscript and Cover</w:t>
+        <w:t>1. Manuscript DOCX · 2. Cover Letter · 3. This index · 4. Graphical Abstract</w:t>
       </w:r>
     </w:p>
     <w:p>
       <w:r>
-        <w:t>1. ICI_IRAE_TOXICITY...V3_10_ESMO_OPEN_HARDENED.docx</w:t>
+        <w:t>5–9. Figures 1–5 (PDF+PNG, v3_10)</w:t>
       </w:r>
     </w:p>
     <w:p>
       <w:r>
-        <w:t>2. ESMO_OPEN_COVER_LETTER_RATIONALE_V3_10.docx</w:t>
+        <w:t>10–16. Core data tables (7 CSV files)</w:t>
       </w:r>
     </w:p>
     <w:p>
       <w:r>
-        <w:t>3. ESMO_OPEN_SUPPLEMENTARY_INDEX_CORE_V3_10.docx</w:t>
-      </w:r>
-    </w:p>
-    <w:p>
-      <w:r>
-        <w:t>4. Graphical_Abstract_v3_10.png</w:t>
-      </w:r>
-    </w:p>
-    <w:p>
-      <w:pPr>
-        <w:pStyle w:val="Heading2"/>
-      </w:pPr>
-      <w:r>
-        <w:t>Core Figures</w:t>
-      </w:r>
-    </w:p>
-    <w:p>
-      <w:r>
-        <w:t>5. Figure_1_..._v3_10.pdf/png</w:t>
-      </w:r>
-    </w:p>
-    <w:p>
-      <w:r>
-        <w:t>6. Figure_2_..._v3_10.pdf/png</w:t>
-      </w:r>
-    </w:p>
-    <w:p>
-      <w:r>
-        <w:t>7. Figure_3_..._v3_10.pdf/png</w:t>
-      </w:r>
-    </w:p>
-    <w:p>
-      <w:r>
-        <w:t>8. Figure_4_..._v3_10.pdf/png</w:t>
-      </w:r>
-    </w:p>
-    <w:p>
-      <w:r>
-        <w:t>9. Figure_5_..._v3_10.pdf/png</w:t>
-      </w:r>
-    </w:p>
-    <w:p>
-      <w:pPr>
-        <w:pStyle w:val="Heading2"/>
-      </w:pPr>
-      <w:r>
-        <w:t>Core Data Tables</w:t>
-      </w:r>
-    </w:p>
-    <w:p>
-      <w:r>
-        <w:t>10. evidence_source_registry_v1_3.csv</w:t>
-      </w:r>
-    </w:p>
-    <w:p>
-      <w:r>
-        <w:t>11. clinical_endpoint_pooled_estimates_v2_0.csv</w:t>
-      </w:r>
-    </w:p>
-    <w:p>
-      <w:r>
-        <w:t>12. organ_specific_irae_endpoint_compatibility_audit_v2_1.csv</w:t>
-      </w:r>
-    </w:p>
-    <w:p>
-      <w:r>
-        <w:t>13. openfda_ici_irae_reporting_signal_v3_7.csv</w:t>
-      </w:r>
-    </w:p>
-    <w:p>
-      <w:r>
-        <w:t>14. GSE186144_lozano_irAE_signature_association_v3_5.csv</w:t>
-      </w:r>
-    </w:p>
-    <w:p>
-      <w:r>
-        <w:t>15. GSE186144_therapy_adjusted_signature_models_v3_5.csv</w:t>
-      </w:r>
-    </w:p>
-    <w:p>
-      <w:r>
-        <w:t>16. supplementary_table_ICI_agents_and_PT_families.csv</w:t>
-      </w:r>
-    </w:p>
-    <w:p>
-      <w:pPr>
-        <w:pStyle w:val="Heading2"/>
-      </w:pPr>
-      <w:r>
-        <w:t>External Sources</w:t>
-      </w:r>
-    </w:p>
-    <w:p>
-      <w:r>
-        <w:t>openFDA: https://open.fda.gov/apis/drug/event/</w:t>
-      </w:r>
-    </w:p>
-    <w:p>
-      <w:r>
-        <w:t>Repository: https://github.com/xutaoguo55/ici-irae-phenotype-decomposition-esmo-open-v3-10</w:t>
-      </w:r>
-    </w:p>
-    <w:p>
-      <w:r>
-        <w:t>Release: https://github.com/xutaoguo55/ici-irae-phenotype-decomposition-esmo-open-v3-10/releases/tag/v3.10</w:t>
-      </w:r>
-    </w:p>
-    <w:p>
-      <w:r>
-        <w:t>DOI: 10.5281/zenodo.20989857</w:t>
+        <w:t>Repository: github.com/xutaoguo55/ici-irae-phenotype-decomposition-esmo-open-v3-10 · DOI: 10.5281/zenodo.20989857</w:t>
       </w:r>
     </w:p>
     <w:sectPr>

--- a/UPLOAD_THIS_ESMO_OPEN_V3_10_HARDENED_UNDER20/ESMO_OPEN_SUPPLEMENTARY_INDEX_CORE_V3_10.docx
+++ b/UPLOAD_THIS_ESMO_OPEN_V3_10_HARDENED_UNDER20/ESMO_OPEN_SUPPLEMENTARY_INDEX_CORE_V3_10.docx
@@ -12,17 +12,7 @@
     </w:p>
     <w:p>
       <w:r>
-        <w:t>1. Manuscript DOCX · 2. Cover Letter · 3. This index · 4. Graphical Abstract</w:t>
-      </w:r>
-    </w:p>
-    <w:p>
-      <w:r>
-        <w:t>5–9. Figures 1–5 (PDF+PNG, v3_10)</w:t>
-      </w:r>
-    </w:p>
-    <w:p>
-      <w:r>
-        <w:t>10–16. Core data tables (7 CSV files)</w:t>
+        <w:t>1. Manuscript · 2. Cover Letter · 3. This index · 4. Graphical Abstract · 5–9. Figures 1–5 (PDF+PNG) · 10–16. Core data tables (7 CSV)</w:t>
       </w:r>
     </w:p>
     <w:p>
